--- a/laba1/CтарковДмитрийКонстантинович_БПИ2401_№1.docx
+++ b/laba1/CтарковДмитрийКонстантинович_БПИ2401_№1.docx
@@ -583,20 +583,20 @@
         <w:jc w:val="center"/>
         <w:rPr>
           <w:szCs w:val="28"/>
-          <w:lang w:val="en-US" w:eastAsia="en-US"/>
-        </w:rPr>
-      </w:pPr>
-      <w:r>
-        <w:rPr>
-          <w:szCs w:val="28"/>
           <w:lang w:eastAsia="en-US"/>
         </w:rPr>
+      </w:pPr>
+      <w:r>
+        <w:rPr>
+          <w:szCs w:val="28"/>
+          <w:lang w:eastAsia="en-US"/>
+        </w:rPr>
         <w:t>Москва, 202</w:t>
       </w:r>
       <w:r>
         <w:rPr>
           <w:szCs w:val="28"/>
-          <w:lang w:val="en-US" w:eastAsia="en-US"/>
+          <w:lang w:eastAsia="en-US"/>
         </w:rPr>
         <w:t>6</w:t>
       </w:r>
@@ -3458,15 +3458,7 @@
           <w:szCs w:val="28"/>
           <w:lang w:eastAsia="ja-JP"/>
         </w:rPr>
-        <w:t>https://github.com/BestStarProggramer/IT-P/tree/main/lab</w:t>
-      </w:r>
-      <w:r>
-        <w:rPr>
-          <w:rFonts w:eastAsiaTheme="minorEastAsia"/>
-          <w:szCs w:val="28"/>
-          <w:lang w:eastAsia="ja-JP"/>
-        </w:rPr>
-        <w:t>2</w:t>
+        <w:t>https://github.com/BestStarProggramer/IT_P2</w:t>
       </w:r>
     </w:p>
     <w:sectPr>

--- a/laba1/CтарковДмитрийКонстантинович_БПИ2401_№1.docx
+++ b/laba1/CтарковДмитрийКонстантинович_БПИ2401_№1.docx
@@ -526,13 +526,31 @@
           <w:lang w:eastAsia="en-US"/>
         </w:rPr>
       </w:pPr>
+      <w:proofErr w:type="spellStart"/>
       <w:r>
         <w:rPr>
           <w:szCs w:val="28"/>
           <w:lang w:eastAsia="en-US"/>
         </w:rPr>
-        <w:t>Харрасов Камиль Раисович</w:t>
-      </w:r>
+        <w:t>Харрасов</w:t>
+      </w:r>
+      <w:proofErr w:type="spellEnd"/>
+      <w:r>
+        <w:rPr>
+          <w:szCs w:val="28"/>
+          <w:lang w:eastAsia="en-US"/>
+        </w:rPr>
+        <w:t xml:space="preserve"> Камиль </w:t>
+      </w:r>
+      <w:proofErr w:type="spellStart"/>
+      <w:r>
+        <w:rPr>
+          <w:szCs w:val="28"/>
+          <w:lang w:eastAsia="en-US"/>
+        </w:rPr>
+        <w:t>Раисович</w:t>
+      </w:r>
+      <w:proofErr w:type="spellEnd"/>
     </w:p>
     <w:p>
       <w:pPr>
@@ -1337,12 +1355,21 @@
         </w:rPr>
         <w:t xml:space="preserve"> </w:t>
       </w:r>
-      <w:r>
-        <w:rPr>
-          <w:rFonts w:eastAsiaTheme="minorEastAsia"/>
-          <w:lang w:eastAsia="ja-JP"/>
-        </w:rPr>
-        <w:t>IntelliJ IDEA</w:t>
+      <w:proofErr w:type="spellStart"/>
+      <w:r>
+        <w:rPr>
+          <w:rFonts w:eastAsiaTheme="minorEastAsia"/>
+          <w:lang w:eastAsia="ja-JP"/>
+        </w:rPr>
+        <w:t>IntelliJ</w:t>
+      </w:r>
+      <w:proofErr w:type="spellEnd"/>
+      <w:r>
+        <w:rPr>
+          <w:rFonts w:eastAsiaTheme="minorEastAsia"/>
+          <w:lang w:eastAsia="ja-JP"/>
+        </w:rPr>
+        <w:t xml:space="preserve"> IDEA</w:t>
       </w:r>
       <w:r>
         <w:rPr>
@@ -1372,8 +1399,25 @@
           <w:rFonts w:eastAsiaTheme="minorEastAsia"/>
           <w:lang w:eastAsia="ja-JP"/>
         </w:rPr>
-        <w:t xml:space="preserve">В первом задании было необходимо запустить базовый проект на джаве, настроив при этом плагин </w:t>
-      </w:r>
+        <w:t xml:space="preserve">В первом задании было необходимо запустить базовый проект на </w:t>
+      </w:r>
+      <w:proofErr w:type="spellStart"/>
+      <w:r>
+        <w:rPr>
+          <w:rFonts w:eastAsiaTheme="minorEastAsia"/>
+          <w:lang w:eastAsia="ja-JP"/>
+        </w:rPr>
+        <w:t>джаве</w:t>
+      </w:r>
+      <w:proofErr w:type="spellEnd"/>
+      <w:r>
+        <w:rPr>
+          <w:rFonts w:eastAsiaTheme="minorEastAsia"/>
+          <w:lang w:eastAsia="ja-JP"/>
+        </w:rPr>
+        <w:t xml:space="preserve">, настроив при этом плагин </w:t>
+      </w:r>
+      <w:proofErr w:type="spellStart"/>
       <w:r>
         <w:rPr>
           <w:rFonts w:eastAsiaTheme="minorEastAsia"/>
@@ -1381,6 +1425,7 @@
         </w:rPr>
         <w:t>exec-maven-plugin</w:t>
       </w:r>
+      <w:proofErr w:type="spellEnd"/>
       <w:r>
         <w:rPr>
           <w:rFonts w:eastAsiaTheme="minorEastAsia"/>
@@ -1465,6 +1510,7 @@
         </w:rPr>
         <w:t xml:space="preserve">Версия находится чуть выше в этом же файле, в разделе </w:t>
       </w:r>
+      <w:proofErr w:type="spellStart"/>
       <w:r>
         <w:rPr>
           <w:rFonts w:eastAsiaTheme="minorEastAsia" w:hint="eastAsia"/>
@@ -1477,7 +1523,15 @@
           <w:rFonts w:eastAsiaTheme="minorEastAsia"/>
           <w:lang w:eastAsia="ja-JP"/>
         </w:rPr>
-        <w:t>roperties, я добавлю скриншот данного раздела в этом месте, чтобы потом по ходу объяснения лабораторной работы к этому моменту больше не возвращаться</w:t>
+        <w:t>roperties</w:t>
+      </w:r>
+      <w:proofErr w:type="spellEnd"/>
+      <w:r>
+        <w:rPr>
+          <w:rFonts w:eastAsiaTheme="minorEastAsia"/>
+          <w:lang w:eastAsia="ja-JP"/>
+        </w:rPr>
+        <w:t>, я добавлю скриншот данного раздела в этом месте, чтобы потом по ходу объяснения лабораторной работы к этому моменту больше не возвращаться</w:t>
       </w:r>
     </w:p>
     <w:p>
@@ -1543,6 +1597,7 @@
         <w:lastRenderedPageBreak/>
         <w:t xml:space="preserve">После добавления данного плагина я скопировал код из одной из прошлых лабораторных работ и попробовал его выполнить через предложенную команду </w:t>
       </w:r>
+      <w:proofErr w:type="spellStart"/>
       <w:r>
         <w:rPr>
           <w:rFonts w:eastAsiaTheme="minorEastAsia" w:hint="eastAsia"/>
@@ -1555,7 +1610,63 @@
           <w:rFonts w:eastAsiaTheme="minorEastAsia"/>
           <w:lang w:eastAsia="ja-JP"/>
         </w:rPr>
-        <w:t>vn clean install exec:java.</w:t>
+        <w:t>vn</w:t>
+      </w:r>
+      <w:proofErr w:type="spellEnd"/>
+      <w:r>
+        <w:rPr>
+          <w:rFonts w:eastAsiaTheme="minorEastAsia"/>
+          <w:lang w:eastAsia="ja-JP"/>
+        </w:rPr>
+        <w:t xml:space="preserve"> </w:t>
+      </w:r>
+      <w:proofErr w:type="spellStart"/>
+      <w:r>
+        <w:rPr>
+          <w:rFonts w:eastAsiaTheme="minorEastAsia"/>
+          <w:lang w:eastAsia="ja-JP"/>
+        </w:rPr>
+        <w:t>clean</w:t>
+      </w:r>
+      <w:proofErr w:type="spellEnd"/>
+      <w:r>
+        <w:rPr>
+          <w:rFonts w:eastAsiaTheme="minorEastAsia"/>
+          <w:lang w:eastAsia="ja-JP"/>
+        </w:rPr>
+        <w:t xml:space="preserve"> </w:t>
+      </w:r>
+      <w:proofErr w:type="spellStart"/>
+      <w:r>
+        <w:rPr>
+          <w:rFonts w:eastAsiaTheme="minorEastAsia"/>
+          <w:lang w:eastAsia="ja-JP"/>
+        </w:rPr>
+        <w:t>install</w:t>
+      </w:r>
+      <w:proofErr w:type="spellEnd"/>
+      <w:r>
+        <w:rPr>
+          <w:rFonts w:eastAsiaTheme="minorEastAsia"/>
+          <w:lang w:eastAsia="ja-JP"/>
+        </w:rPr>
+        <w:t xml:space="preserve"> </w:t>
+      </w:r>
+      <w:proofErr w:type="spellStart"/>
+      <w:r>
+        <w:rPr>
+          <w:rFonts w:eastAsiaTheme="minorEastAsia"/>
+          <w:lang w:eastAsia="ja-JP"/>
+        </w:rPr>
+        <w:t>exec:java</w:t>
+      </w:r>
+      <w:proofErr w:type="spellEnd"/>
+      <w:r>
+        <w:rPr>
+          <w:rFonts w:eastAsiaTheme="minorEastAsia"/>
+          <w:lang w:eastAsia="ja-JP"/>
+        </w:rPr>
+        <w:t>.</w:t>
       </w:r>
     </w:p>
     <w:p>
@@ -1734,7 +1845,23 @@
           <w:rFonts w:eastAsiaTheme="minorEastAsia"/>
           <w:lang w:eastAsia="ja-JP"/>
         </w:rPr>
-        <w:t xml:space="preserve">. Выполнив самостоятельный ресёрч материалов и подробно углубившись в тему, я понял, что </w:t>
+        <w:t xml:space="preserve">. Выполнив самостоятельный </w:t>
+      </w:r>
+      <w:proofErr w:type="spellStart"/>
+      <w:r>
+        <w:rPr>
+          <w:rFonts w:eastAsiaTheme="minorEastAsia"/>
+          <w:lang w:eastAsia="ja-JP"/>
+        </w:rPr>
+        <w:t>ресёрч</w:t>
+      </w:r>
+      <w:proofErr w:type="spellEnd"/>
+      <w:r>
+        <w:rPr>
+          <w:rFonts w:eastAsiaTheme="minorEastAsia"/>
+          <w:lang w:eastAsia="ja-JP"/>
+        </w:rPr>
+        <w:t xml:space="preserve"> материалов и подробно углубившись в тему, я понял, что </w:t>
       </w:r>
       <w:r>
         <w:rPr>
@@ -1930,6 +2057,7 @@
         </w:rPr>
         <w:t xml:space="preserve">ain.java видно, как я уже заменил все </w:t>
       </w:r>
+      <w:proofErr w:type="spellStart"/>
       <w:r>
         <w:rPr>
           <w:rFonts w:eastAsiaTheme="minorEastAsia"/>
@@ -1937,6 +2065,7 @@
         </w:rPr>
         <w:t>System.out</w:t>
       </w:r>
+      <w:proofErr w:type="spellEnd"/>
       <w:r>
         <w:rPr>
           <w:rFonts w:eastAsiaTheme="minorEastAsia"/>
@@ -2088,12 +2217,37 @@
         </w:rPr>
         <w:t xml:space="preserve">Для успешной </w:t>
       </w:r>
-      <w:r>
-        <w:rPr>
-          <w:rFonts w:eastAsiaTheme="minorEastAsia"/>
-          <w:lang w:eastAsia="ja-JP"/>
-        </w:rPr>
-        <w:t>сериализации/десериализации объектов в JSON</w:t>
+      <w:proofErr w:type="spellStart"/>
+      <w:r>
+        <w:rPr>
+          <w:rFonts w:eastAsiaTheme="minorEastAsia"/>
+          <w:lang w:eastAsia="ja-JP"/>
+        </w:rPr>
+        <w:t>сериализации</w:t>
+      </w:r>
+      <w:proofErr w:type="spellEnd"/>
+      <w:r>
+        <w:rPr>
+          <w:rFonts w:eastAsiaTheme="minorEastAsia"/>
+          <w:lang w:eastAsia="ja-JP"/>
+        </w:rPr>
+        <w:t>/</w:t>
+      </w:r>
+      <w:proofErr w:type="spellStart"/>
+      <w:r>
+        <w:rPr>
+          <w:rFonts w:eastAsiaTheme="minorEastAsia"/>
+          <w:lang w:eastAsia="ja-JP"/>
+        </w:rPr>
+        <w:t>десериализации</w:t>
+      </w:r>
+      <w:proofErr w:type="spellEnd"/>
+      <w:r>
+        <w:rPr>
+          <w:rFonts w:eastAsiaTheme="minorEastAsia"/>
+          <w:lang w:eastAsia="ja-JP"/>
+        </w:rPr>
+        <w:t xml:space="preserve"> объектов в JSON</w:t>
       </w:r>
       <w:r>
         <w:rPr>
@@ -2128,7 +2282,23 @@
           <w:rFonts w:eastAsiaTheme="minorEastAsia"/>
           <w:lang w:eastAsia="ja-JP"/>
         </w:rPr>
-        <w:t>ser.java, в котором описан простой класс с 2 полями, 2 сетерами и 2 гетерами.</w:t>
+        <w:t xml:space="preserve">ser.java, в котором описан простой класс с 2 полями, 2 </w:t>
+      </w:r>
+      <w:proofErr w:type="spellStart"/>
+      <w:r>
+        <w:rPr>
+          <w:rFonts w:eastAsiaTheme="minorEastAsia"/>
+          <w:lang w:eastAsia="ja-JP"/>
+        </w:rPr>
+        <w:t>сетерами</w:t>
+      </w:r>
+      <w:proofErr w:type="spellEnd"/>
+      <w:r>
+        <w:rPr>
+          <w:rFonts w:eastAsiaTheme="minorEastAsia"/>
+          <w:lang w:eastAsia="ja-JP"/>
+        </w:rPr>
+        <w:t xml:space="preserve"> и 2 гетерами.</w:t>
       </w:r>
     </w:p>
     <w:p>
@@ -2193,6 +2363,7 @@
         </w:rPr>
         <w:t xml:space="preserve">Второй файл – </w:t>
       </w:r>
+      <w:proofErr w:type="spellStart"/>
       <w:r>
         <w:rPr>
           <w:rFonts w:eastAsiaTheme="minorEastAsia"/>
@@ -2200,6 +2371,7 @@
         </w:rPr>
         <w:t>JsonService</w:t>
       </w:r>
+      <w:proofErr w:type="spellEnd"/>
       <w:r>
         <w:rPr>
           <w:rFonts w:eastAsiaTheme="minorEastAsia"/>
@@ -2221,6 +2393,7 @@
         </w:rPr>
         <w:t xml:space="preserve">, в котором уже находятся 2 функции. Одна преобразует объект в формат </w:t>
       </w:r>
+      <w:proofErr w:type="spellStart"/>
       <w:r>
         <w:rPr>
           <w:rFonts w:eastAsiaTheme="minorEastAsia" w:hint="eastAsia"/>
@@ -2233,7 +2406,15 @@
           <w:rFonts w:eastAsiaTheme="minorEastAsia"/>
           <w:lang w:eastAsia="ja-JP"/>
         </w:rPr>
-        <w:t>son, вторая соответственно делает все наоборот</w:t>
+        <w:t>son</w:t>
+      </w:r>
+      <w:proofErr w:type="spellEnd"/>
+      <w:r>
+        <w:rPr>
+          <w:rFonts w:eastAsiaTheme="minorEastAsia"/>
+          <w:lang w:eastAsia="ja-JP"/>
+        </w:rPr>
+        <w:t>, вторая соответственно делает все наоборот</w:t>
       </w:r>
     </w:p>
     <w:p>
@@ -2313,13 +2494,33 @@
         </w:rPr>
         <w:t xml:space="preserve">. Делается это командой </w:t>
       </w:r>
-      <w:r>
-        <w:rPr>
-          <w:rFonts w:eastAsiaTheme="minorEastAsia"/>
-          <w:lang w:eastAsia="ja-JP"/>
-        </w:rPr>
-        <w:t>mvn dependency:tree</w:t>
-      </w:r>
+      <w:proofErr w:type="spellStart"/>
+      <w:r>
+        <w:rPr>
+          <w:rFonts w:eastAsiaTheme="minorEastAsia"/>
+          <w:lang w:eastAsia="ja-JP"/>
+        </w:rPr>
+        <w:t>mvn</w:t>
+      </w:r>
+      <w:proofErr w:type="spellEnd"/>
+      <w:r>
+        <w:rPr>
+          <w:rFonts w:eastAsiaTheme="minorEastAsia"/>
+          <w:lang w:eastAsia="ja-JP"/>
+        </w:rPr>
+        <w:t xml:space="preserve"> </w:t>
+      </w:r>
+      <w:proofErr w:type="spellStart"/>
+      <w:proofErr w:type="gramStart"/>
+      <w:r>
+        <w:rPr>
+          <w:rFonts w:eastAsiaTheme="minorEastAsia"/>
+          <w:lang w:eastAsia="ja-JP"/>
+        </w:rPr>
+        <w:t>dependency:tree</w:t>
+      </w:r>
+      <w:proofErr w:type="spellEnd"/>
+      <w:proofErr w:type="gramEnd"/>
       <w:r>
         <w:rPr>
           <w:rFonts w:eastAsiaTheme="minorEastAsia"/>
@@ -2422,8 +2623,17 @@
           <w:rFonts w:eastAsiaTheme="minorEastAsia"/>
           <w:lang w:eastAsia="ja-JP"/>
         </w:rPr>
-        <w:t>SON подгружает аннотации и низкоуровневый движок, который отвечает за парсинг</w:t>
-      </w:r>
+        <w:t xml:space="preserve">SON подгружает аннотации и низкоуровневый движок, который отвечает за </w:t>
+      </w:r>
+      <w:proofErr w:type="spellStart"/>
+      <w:r>
+        <w:rPr>
+          <w:rFonts w:eastAsiaTheme="minorEastAsia"/>
+          <w:lang w:eastAsia="ja-JP"/>
+        </w:rPr>
+        <w:t>парсинг</w:t>
+      </w:r>
+      <w:proofErr w:type="spellEnd"/>
       <w:r>
         <w:rPr>
           <w:rFonts w:eastAsiaTheme="minorEastAsia"/>
@@ -2503,12 +2713,21 @@
         </w:rPr>
         <w:t xml:space="preserve">Теперь переходим к шестому заданию с добавлением плагина </w:t>
       </w:r>
-      <w:r>
-        <w:rPr>
-          <w:rFonts w:eastAsiaTheme="minorEastAsia"/>
-          <w:lang w:eastAsia="ja-JP"/>
-        </w:rPr>
-        <w:t>SpotBugs.</w:t>
+      <w:proofErr w:type="spellStart"/>
+      <w:r>
+        <w:rPr>
+          <w:rFonts w:eastAsiaTheme="minorEastAsia"/>
+          <w:lang w:eastAsia="ja-JP"/>
+        </w:rPr>
+        <w:t>SpotBugs</w:t>
+      </w:r>
+      <w:proofErr w:type="spellEnd"/>
+      <w:r>
+        <w:rPr>
+          <w:rFonts w:eastAsiaTheme="minorEastAsia"/>
+          <w:lang w:eastAsia="ja-JP"/>
+        </w:rPr>
+        <w:t>.</w:t>
       </w:r>
       <w:r>
         <w:rPr>
@@ -2589,12 +2808,21 @@
           <w:lang w:eastAsia="ja-JP"/>
         </w:rPr>
       </w:pPr>
-      <w:r>
-        <w:rPr>
-          <w:rFonts w:eastAsiaTheme="minorEastAsia"/>
-          <w:lang w:eastAsia="ja-JP"/>
-        </w:rPr>
-        <w:t xml:space="preserve">Threshold </w:t>
+      <w:proofErr w:type="spellStart"/>
+      <w:r>
+        <w:rPr>
+          <w:rFonts w:eastAsiaTheme="minorEastAsia"/>
+          <w:lang w:eastAsia="ja-JP"/>
+        </w:rPr>
+        <w:t>Threshold</w:t>
+      </w:r>
+      <w:proofErr w:type="spellEnd"/>
+      <w:r>
+        <w:rPr>
+          <w:rFonts w:eastAsiaTheme="minorEastAsia"/>
+          <w:lang w:eastAsia="ja-JP"/>
+        </w:rPr>
+        <w:t xml:space="preserve"> </w:t>
       </w:r>
       <w:r>
         <w:rPr>
@@ -2638,6 +2866,7 @@
         </w:rPr>
         <w:t xml:space="preserve">, в моем случае это </w:t>
       </w:r>
+      <w:proofErr w:type="spellStart"/>
       <w:r>
         <w:rPr>
           <w:rFonts w:eastAsiaTheme="minorEastAsia" w:hint="eastAsia"/>
@@ -2650,16 +2879,25 @@
           <w:rFonts w:eastAsiaTheme="minorEastAsia"/>
           <w:lang w:eastAsia="ja-JP"/>
         </w:rPr>
-        <w:t>edium.</w:t>
-      </w:r>
-    </w:p>
-    <w:p>
-      <w:pPr>
-        <w:rPr>
-          <w:rFonts w:eastAsiaTheme="minorEastAsia"/>
-          <w:lang w:eastAsia="ja-JP"/>
-        </w:rPr>
-      </w:pPr>
+        <w:t>edium</w:t>
+      </w:r>
+      <w:proofErr w:type="spellEnd"/>
+      <w:r>
+        <w:rPr>
+          <w:rFonts w:eastAsiaTheme="minorEastAsia"/>
+          <w:lang w:eastAsia="ja-JP"/>
+        </w:rPr>
+        <w:t>.</w:t>
+      </w:r>
+    </w:p>
+    <w:p>
+      <w:pPr>
+        <w:rPr>
+          <w:rFonts w:eastAsiaTheme="minorEastAsia"/>
+          <w:lang w:eastAsia="ja-JP"/>
+        </w:rPr>
+      </w:pPr>
+      <w:proofErr w:type="spellStart"/>
       <w:r>
         <w:rPr>
           <w:rFonts w:eastAsiaTheme="minorEastAsia" w:hint="eastAsia"/>
@@ -2672,8 +2910,17 @@
           <w:rFonts w:eastAsiaTheme="minorEastAsia"/>
           <w:lang w:eastAsia="ja-JP"/>
         </w:rPr>
-        <w:t xml:space="preserve">ailOnError в значении </w:t>
-      </w:r>
+        <w:t>ailOnError</w:t>
+      </w:r>
+      <w:proofErr w:type="spellEnd"/>
+      <w:r>
+        <w:rPr>
+          <w:rFonts w:eastAsiaTheme="minorEastAsia"/>
+          <w:lang w:eastAsia="ja-JP"/>
+        </w:rPr>
+        <w:t xml:space="preserve"> в значении </w:t>
+      </w:r>
+      <w:proofErr w:type="spellStart"/>
       <w:r>
         <w:rPr>
           <w:rFonts w:eastAsiaTheme="minorEastAsia" w:hint="eastAsia"/>
@@ -2686,16 +2933,41 @@
           <w:rFonts w:eastAsiaTheme="minorEastAsia"/>
           <w:lang w:eastAsia="ja-JP"/>
         </w:rPr>
-        <w:t>rue завставляет сборку падать при обнаружении бага</w:t>
-      </w:r>
-    </w:p>
-    <w:p>
-      <w:pPr>
-        <w:rPr>
-          <w:rFonts w:eastAsiaTheme="minorEastAsia"/>
-          <w:lang w:eastAsia="ja-JP"/>
-        </w:rPr>
-      </w:pPr>
+        <w:t>rue</w:t>
+      </w:r>
+      <w:proofErr w:type="spellEnd"/>
+      <w:r>
+        <w:rPr>
+          <w:rFonts w:eastAsiaTheme="minorEastAsia"/>
+          <w:lang w:eastAsia="ja-JP"/>
+        </w:rPr>
+        <w:t xml:space="preserve"> </w:t>
+      </w:r>
+      <w:proofErr w:type="spellStart"/>
+      <w:r>
+        <w:rPr>
+          <w:rFonts w:eastAsiaTheme="minorEastAsia"/>
+          <w:lang w:eastAsia="ja-JP"/>
+        </w:rPr>
+        <w:t>завставляет</w:t>
+      </w:r>
+      <w:proofErr w:type="spellEnd"/>
+      <w:r>
+        <w:rPr>
+          <w:rFonts w:eastAsiaTheme="minorEastAsia"/>
+          <w:lang w:eastAsia="ja-JP"/>
+        </w:rPr>
+        <w:t xml:space="preserve"> сборку падать при обнаружении бага</w:t>
+      </w:r>
+    </w:p>
+    <w:p>
+      <w:pPr>
+        <w:rPr>
+          <w:rFonts w:eastAsiaTheme="minorEastAsia"/>
+          <w:lang w:eastAsia="ja-JP"/>
+        </w:rPr>
+      </w:pPr>
+      <w:proofErr w:type="spellStart"/>
       <w:r>
         <w:rPr>
           <w:rFonts w:eastAsiaTheme="minorEastAsia"/>
@@ -2703,6 +2975,7 @@
         </w:rPr>
         <w:t>effort</w:t>
       </w:r>
+      <w:proofErr w:type="spellEnd"/>
       <w:r>
         <w:rPr>
           <w:rFonts w:eastAsiaTheme="minorEastAsia"/>
@@ -2851,6 +3124,7 @@
         </w:rPr>
         <w:t xml:space="preserve">плагин запускается на фазе </w:t>
       </w:r>
+      <w:proofErr w:type="spellStart"/>
       <w:r>
         <w:rPr>
           <w:rFonts w:eastAsiaTheme="minorEastAsia" w:hint="eastAsia"/>
@@ -2865,6 +3139,7 @@
         </w:rPr>
         <w:t>erify</w:t>
       </w:r>
+      <w:proofErr w:type="spellEnd"/>
       <w:r>
         <w:rPr>
           <w:rFonts w:eastAsiaTheme="minorEastAsia"/>
@@ -2879,6 +3154,7 @@
         </w:rPr>
         <w:t xml:space="preserve"> Напомню жизненный цикл проектов в </w:t>
       </w:r>
+      <w:proofErr w:type="spellStart"/>
       <w:r>
         <w:rPr>
           <w:rFonts w:eastAsiaTheme="minorEastAsia" w:hint="eastAsia"/>
@@ -2893,6 +3169,7 @@
         </w:rPr>
         <w:t>aven</w:t>
       </w:r>
+      <w:proofErr w:type="spellEnd"/>
     </w:p>
     <w:p>
       <w:pPr>
@@ -3078,7 +3355,23 @@
           <w:rFonts w:eastAsiaTheme="minorEastAsia"/>
           <w:lang w:eastAsia="ja-JP"/>
         </w:rPr>
-        <w:t>если найдены проблемы выше threshold → завершить сборку ошибкой</w:t>
+        <w:t xml:space="preserve">если найдены проблемы выше </w:t>
+      </w:r>
+      <w:proofErr w:type="spellStart"/>
+      <w:r>
+        <w:rPr>
+          <w:rFonts w:eastAsiaTheme="minorEastAsia"/>
+          <w:lang w:eastAsia="ja-JP"/>
+        </w:rPr>
+        <w:t>threshold</w:t>
+      </w:r>
+      <w:proofErr w:type="spellEnd"/>
+      <w:r>
+        <w:rPr>
+          <w:rFonts w:eastAsiaTheme="minorEastAsia"/>
+          <w:lang w:eastAsia="ja-JP"/>
+        </w:rPr>
+        <w:t xml:space="preserve"> → завершить сборку ошибкой</w:t>
       </w:r>
     </w:p>
     <w:p>
@@ -3103,13 +3396,33 @@
         </w:rPr>
         <w:t xml:space="preserve">В шестом задании был пункт с запуском </w:t>
       </w:r>
-      <w:r>
-        <w:rPr>
-          <w:rFonts w:eastAsiaTheme="minorEastAsia"/>
-          <w:lang w:eastAsia="ja-JP"/>
-        </w:rPr>
-        <w:t>mvn spotbugs:check</w:t>
-      </w:r>
+      <w:proofErr w:type="spellStart"/>
+      <w:r>
+        <w:rPr>
+          <w:rFonts w:eastAsiaTheme="minorEastAsia"/>
+          <w:lang w:eastAsia="ja-JP"/>
+        </w:rPr>
+        <w:t>mvn</w:t>
+      </w:r>
+      <w:proofErr w:type="spellEnd"/>
+      <w:r>
+        <w:rPr>
+          <w:rFonts w:eastAsiaTheme="minorEastAsia"/>
+          <w:lang w:eastAsia="ja-JP"/>
+        </w:rPr>
+        <w:t xml:space="preserve"> </w:t>
+      </w:r>
+      <w:proofErr w:type="spellStart"/>
+      <w:proofErr w:type="gramStart"/>
+      <w:r>
+        <w:rPr>
+          <w:rFonts w:eastAsiaTheme="minorEastAsia"/>
+          <w:lang w:eastAsia="ja-JP"/>
+        </w:rPr>
+        <w:t>spotbugs:check</w:t>
+      </w:r>
+      <w:proofErr w:type="spellEnd"/>
+      <w:proofErr w:type="gramEnd"/>
       <w:r>
         <w:rPr>
           <w:rFonts w:eastAsiaTheme="minorEastAsia"/>
@@ -3146,6 +3459,7 @@
         </w:rPr>
         <w:t xml:space="preserve">sonService.java у меня выкидывалась дженерик исключение, на что ругался </w:t>
       </w:r>
+      <w:proofErr w:type="spellStart"/>
       <w:r>
         <w:rPr>
           <w:rFonts w:eastAsiaTheme="minorEastAsia"/>
@@ -3153,6 +3467,7 @@
         </w:rPr>
         <w:t>SpotBugs</w:t>
       </w:r>
+      <w:proofErr w:type="spellEnd"/>
       <w:r>
         <w:rPr>
           <w:rFonts w:eastAsiaTheme="minorEastAsia"/>
@@ -3173,7 +3488,23 @@
           <w:rFonts w:eastAsiaTheme="minorEastAsia"/>
           <w:lang w:eastAsia="ja-JP"/>
         </w:rPr>
-        <w:t>Что касается доп задания, для его выполнения я намеренно оставил в коде закомментированный кусок, который вызывает ошибку</w:t>
+        <w:t xml:space="preserve">Что касается </w:t>
+      </w:r>
+      <w:proofErr w:type="spellStart"/>
+      <w:r>
+        <w:rPr>
+          <w:rFonts w:eastAsiaTheme="minorEastAsia"/>
+          <w:lang w:eastAsia="ja-JP"/>
+        </w:rPr>
+        <w:t>доп</w:t>
+      </w:r>
+      <w:proofErr w:type="spellEnd"/>
+      <w:r>
+        <w:rPr>
+          <w:rFonts w:eastAsiaTheme="minorEastAsia"/>
+          <w:lang w:eastAsia="ja-JP"/>
+        </w:rPr>
+        <w:t xml:space="preserve"> задания, для его выполнения я намеренно оставил в коде закомментированный кусок, который вызывает ошибку</w:t>
       </w:r>
       <w:r>
         <w:rPr>
@@ -3182,13 +3513,31 @@
         </w:rPr>
         <w:t xml:space="preserve"> </w:t>
       </w:r>
-      <w:r>
-        <w:rPr>
-          <w:rFonts w:eastAsiaTheme="minorEastAsia"/>
-          <w:lang w:eastAsia="ja-JP"/>
-        </w:rPr>
-        <w:t>Null pointer</w:t>
-      </w:r>
+      <w:proofErr w:type="spellStart"/>
+      <w:r>
+        <w:rPr>
+          <w:rFonts w:eastAsiaTheme="minorEastAsia"/>
+          <w:lang w:eastAsia="ja-JP"/>
+        </w:rPr>
+        <w:t>Null</w:t>
+      </w:r>
+      <w:proofErr w:type="spellEnd"/>
+      <w:r>
+        <w:rPr>
+          <w:rFonts w:eastAsiaTheme="minorEastAsia"/>
+          <w:lang w:eastAsia="ja-JP"/>
+        </w:rPr>
+        <w:t xml:space="preserve"> </w:t>
+      </w:r>
+      <w:proofErr w:type="spellStart"/>
+      <w:r>
+        <w:rPr>
+          <w:rFonts w:eastAsiaTheme="minorEastAsia"/>
+          <w:lang w:eastAsia="ja-JP"/>
+        </w:rPr>
+        <w:t>pointer</w:t>
+      </w:r>
+      <w:proofErr w:type="spellEnd"/>
       <w:r>
         <w:rPr>
           <w:rFonts w:eastAsiaTheme="minorEastAsia"/>
@@ -3257,8 +3606,25 @@
           <w:rFonts w:eastAsiaTheme="minorEastAsia"/>
           <w:lang w:eastAsia="ja-JP"/>
         </w:rPr>
-        <w:t xml:space="preserve">При раскомментировании данного фрагмента кода и запуска </w:t>
-      </w:r>
+        <w:t xml:space="preserve">При </w:t>
+      </w:r>
+      <w:proofErr w:type="spellStart"/>
+      <w:r>
+        <w:rPr>
+          <w:rFonts w:eastAsiaTheme="minorEastAsia"/>
+          <w:lang w:eastAsia="ja-JP"/>
+        </w:rPr>
+        <w:t>раскомментировании</w:t>
+      </w:r>
+      <w:proofErr w:type="spellEnd"/>
+      <w:r>
+        <w:rPr>
+          <w:rFonts w:eastAsiaTheme="minorEastAsia"/>
+          <w:lang w:eastAsia="ja-JP"/>
+        </w:rPr>
+        <w:t xml:space="preserve"> данного фрагмента кода и запуска </w:t>
+      </w:r>
+      <w:proofErr w:type="spellStart"/>
       <w:r>
         <w:rPr>
           <w:rFonts w:eastAsiaTheme="minorEastAsia" w:hint="eastAsia"/>
@@ -3271,7 +3637,63 @@
           <w:rFonts w:eastAsiaTheme="minorEastAsia"/>
           <w:lang w:eastAsia="ja-JP"/>
         </w:rPr>
-        <w:t>vn clean install exec:java получаем следующий результат</w:t>
+        <w:t>vn</w:t>
+      </w:r>
+      <w:proofErr w:type="spellEnd"/>
+      <w:r>
+        <w:rPr>
+          <w:rFonts w:eastAsiaTheme="minorEastAsia"/>
+          <w:lang w:eastAsia="ja-JP"/>
+        </w:rPr>
+        <w:t xml:space="preserve"> </w:t>
+      </w:r>
+      <w:proofErr w:type="spellStart"/>
+      <w:r>
+        <w:rPr>
+          <w:rFonts w:eastAsiaTheme="minorEastAsia"/>
+          <w:lang w:eastAsia="ja-JP"/>
+        </w:rPr>
+        <w:t>clean</w:t>
+      </w:r>
+      <w:proofErr w:type="spellEnd"/>
+      <w:r>
+        <w:rPr>
+          <w:rFonts w:eastAsiaTheme="minorEastAsia"/>
+          <w:lang w:eastAsia="ja-JP"/>
+        </w:rPr>
+        <w:t xml:space="preserve"> </w:t>
+      </w:r>
+      <w:proofErr w:type="spellStart"/>
+      <w:r>
+        <w:rPr>
+          <w:rFonts w:eastAsiaTheme="minorEastAsia"/>
+          <w:lang w:eastAsia="ja-JP"/>
+        </w:rPr>
+        <w:t>install</w:t>
+      </w:r>
+      <w:proofErr w:type="spellEnd"/>
+      <w:r>
+        <w:rPr>
+          <w:rFonts w:eastAsiaTheme="minorEastAsia"/>
+          <w:lang w:eastAsia="ja-JP"/>
+        </w:rPr>
+        <w:t xml:space="preserve"> </w:t>
+      </w:r>
+      <w:proofErr w:type="spellStart"/>
+      <w:r>
+        <w:rPr>
+          <w:rFonts w:eastAsiaTheme="minorEastAsia"/>
+          <w:lang w:eastAsia="ja-JP"/>
+        </w:rPr>
+        <w:t>exec:java</w:t>
+      </w:r>
+      <w:proofErr w:type="spellEnd"/>
+      <w:r>
+        <w:rPr>
+          <w:rFonts w:eastAsiaTheme="minorEastAsia"/>
+          <w:lang w:eastAsia="ja-JP"/>
+        </w:rPr>
+        <w:t xml:space="preserve"> получаем следующий результат</w:t>
       </w:r>
     </w:p>
     <w:p>
@@ -3334,7 +3756,23 @@
           <w:rFonts w:eastAsiaTheme="minorEastAsia"/>
           <w:lang w:eastAsia="ja-JP"/>
         </w:rPr>
-        <w:t>Как видно по скриншоту – вся сборка упала, а значит что задание вы</w:t>
+        <w:t xml:space="preserve">Как видно по скриншоту – вся сборка упала, а </w:t>
+      </w:r>
+      <w:proofErr w:type="gramStart"/>
+      <w:r>
+        <w:rPr>
+          <w:rFonts w:eastAsiaTheme="minorEastAsia"/>
+          <w:lang w:eastAsia="ja-JP"/>
+        </w:rPr>
+        <w:t>значит</w:t>
+      </w:r>
+      <w:proofErr w:type="gramEnd"/>
+      <w:r>
+        <w:rPr>
+          <w:rFonts w:eastAsiaTheme="minorEastAsia"/>
+          <w:lang w:eastAsia="ja-JP"/>
+        </w:rPr>
+        <w:t xml:space="preserve"> что задание вы</w:t>
       </w:r>
       <w:r>
         <w:rPr>
@@ -3450,21 +3888,105 @@
           <w:szCs w:val="28"/>
           <w:lang w:eastAsia="ja-JP"/>
         </w:rPr>
-        <w:t xml:space="preserve">Ссылка на гит - </w:t>
-      </w:r>
-      <w:r>
-        <w:rPr>
-          <w:rFonts w:eastAsiaTheme="minorEastAsia"/>
-          <w:szCs w:val="28"/>
-          <w:lang w:eastAsia="ja-JP"/>
-        </w:rPr>
-        <w:t>https://github.com/BestStarProggramer/IT_P2</w:t>
-      </w:r>
+        <w:t xml:space="preserve">Ссылка на </w:t>
+      </w:r>
+      <w:proofErr w:type="spellStart"/>
+      <w:r>
+        <w:rPr>
+          <w:rFonts w:eastAsiaTheme="minorEastAsia"/>
+          <w:szCs w:val="28"/>
+          <w:lang w:eastAsia="ja-JP"/>
+        </w:rPr>
+        <w:t>гит</w:t>
+      </w:r>
+      <w:r>
+        <w:rPr>
+          <w:rFonts w:eastAsiaTheme="minorEastAsia"/>
+          <w:szCs w:val="28"/>
+          <w:lang w:eastAsia="ja-JP"/>
+        </w:rPr>
+        <w:t>хаб</w:t>
+      </w:r>
+      <w:proofErr w:type="spellEnd"/>
+      <w:r>
+        <w:rPr>
+          <w:rFonts w:eastAsiaTheme="minorEastAsia"/>
+          <w:szCs w:val="28"/>
+          <w:lang w:eastAsia="ja-JP"/>
+        </w:rPr>
+        <w:t xml:space="preserve"> - </w:t>
+      </w:r>
+      <w:hyperlink r:id="rId21" w:history="1">
+        <w:r>
+          <w:rPr>
+            <w:rStyle w:val="af3"/>
+            <w:rFonts w:eastAsiaTheme="minorEastAsia"/>
+            <w:szCs w:val="28"/>
+            <w:lang w:eastAsia="ja-JP"/>
+          </w:rPr>
+          <w:t>https://github.com/BestStarProggramer/IT_P2</w:t>
+        </w:r>
+      </w:hyperlink>
+    </w:p>
+    <w:p>
+      <w:pPr>
+        <w:rPr>
+          <w:rFonts w:eastAsiaTheme="minorEastAsia"/>
+          <w:szCs w:val="28"/>
+          <w:lang w:eastAsia="ja-JP"/>
+        </w:rPr>
+      </w:pPr>
+      <w:r>
+        <w:rPr>
+          <w:rFonts w:eastAsiaTheme="minorEastAsia"/>
+          <w:szCs w:val="28"/>
+          <w:lang w:eastAsia="ja-JP"/>
+        </w:rPr>
+        <w:t xml:space="preserve">Ссылка на </w:t>
+      </w:r>
+      <w:proofErr w:type="spellStart"/>
+      <w:r>
+        <w:rPr>
+          <w:rFonts w:eastAsiaTheme="minorEastAsia"/>
+          <w:szCs w:val="28"/>
+          <w:lang w:eastAsia="ja-JP"/>
+        </w:rPr>
+        <w:t>гитфлик</w:t>
+      </w:r>
+      <w:proofErr w:type="spellEnd"/>
+      <w:r>
+        <w:rPr>
+          <w:rFonts w:eastAsiaTheme="minorEastAsia"/>
+          <w:szCs w:val="28"/>
+          <w:lang w:eastAsia="ja-JP"/>
+        </w:rPr>
+        <w:t xml:space="preserve"> - </w:t>
+      </w:r>
+      <w:hyperlink r:id="rId22" w:history="1">
+        <w:r>
+          <w:rPr>
+            <w:rStyle w:val="af3"/>
+            <w:rFonts w:eastAsiaTheme="minorEastAsia"/>
+            <w:szCs w:val="28"/>
+            <w:lang w:eastAsia="ja-JP"/>
+          </w:rPr>
+          <w:t>https://gitflic.mtuci.ru/project/d-k-starkov-edu-mtuci-ru/itip</w:t>
+        </w:r>
+      </w:hyperlink>
+    </w:p>
+    <w:p>
+      <w:pPr>
+        <w:rPr>
+          <w:rFonts w:eastAsiaTheme="minorEastAsia"/>
+          <w:szCs w:val="28"/>
+          <w:lang w:eastAsia="ja-JP"/>
+        </w:rPr>
+      </w:pPr>
     </w:p>
     <w:sectPr>
-      <w:headerReference w:type="even" r:id="rId21"/>
-      <w:headerReference w:type="default" r:id="rId22"/>
-      <w:footerReference w:type="default" r:id="rId23"/>
+      <w:headerReference w:type="even" r:id="rId23"/>
+      <w:headerReference w:type="default" r:id="rId24"/>
+      <w:footerReference w:type="default" r:id="rId25"/>
       <w:type w:val="continuous"/>
       <w:pgSz w:w="11900" w:h="16840"/>
       <w:pgMar w:top="1134" w:right="850" w:bottom="1134" w:left="1701" w:header="708" w:footer="708" w:gutter="0"/>
